--- a/fuentes/621602_CF3_DU.docx
+++ b/fuentes/621602_CF3_DU.docx
@@ -5400,6 +5400,14 @@
               </w:rPr>
               <w:t xml:space="preserve"> tardío</w:t>
             </w:r>
+            <w:r>
+              <w:rPr>
+                <w:rFonts w:asciiTheme="majorHAnsi" w:hAnsiTheme="majorHAnsi" w:cstheme="majorHAnsi"/>
+                <w:szCs w:val="28"/>
+                <w:lang w:val="es-ES"/>
+              </w:rPr>
+              <w:t>.</w:t>
+            </w:r>
           </w:p>
         </w:tc>
         <w:tc>
@@ -5441,6 +5449,13 @@
                 <w:szCs w:val="28"/>
               </w:rPr>
               <w:t>Sujeto a disponibilidad de habitaciones</w:t>
+            </w:r>
+            <w:r>
+              <w:rPr>
+                <w:rFonts w:asciiTheme="majorHAnsi" w:hAnsiTheme="majorHAnsi" w:cstheme="majorHAnsi"/>
+                <w:szCs w:val="28"/>
+              </w:rPr>
+              <w:t>.</w:t>
             </w:r>
           </w:p>
         </w:tc>
@@ -5500,6 +5515,13 @@
               </w:rPr>
               <w:t xml:space="preserve"> estable y de alta velocidad</w:t>
             </w:r>
+            <w:r>
+              <w:rPr>
+                <w:rFonts w:asciiTheme="majorHAnsi" w:hAnsiTheme="majorHAnsi" w:cstheme="majorHAnsi"/>
+                <w:szCs w:val="28"/>
+              </w:rPr>
+              <w:t>.</w:t>
+            </w:r>
           </w:p>
         </w:tc>
         <w:tc>
@@ -5541,6 +5563,13 @@
                 <w:szCs w:val="28"/>
               </w:rPr>
               <w:t>Garantizar cobertura y soporte técnico</w:t>
+            </w:r>
+            <w:r>
+              <w:rPr>
+                <w:rFonts w:asciiTheme="majorHAnsi" w:hAnsiTheme="majorHAnsi" w:cstheme="majorHAnsi"/>
+                <w:szCs w:val="28"/>
+              </w:rPr>
+              <w:t>.</w:t>
             </w:r>
           </w:p>
         </w:tc>
@@ -5589,6 +5618,13 @@
               </w:rPr>
               <w:t>Salas de juntas o áreas para reuniones</w:t>
             </w:r>
+            <w:r>
+              <w:rPr>
+                <w:rFonts w:asciiTheme="majorHAnsi" w:hAnsiTheme="majorHAnsi" w:cstheme="majorHAnsi"/>
+                <w:szCs w:val="28"/>
+              </w:rPr>
+              <w:t>.</w:t>
+            </w:r>
           </w:p>
         </w:tc>
         <w:tc>
@@ -5630,6 +5666,13 @@
                 <w:szCs w:val="28"/>
               </w:rPr>
               <w:t>Requiere reserva previa</w:t>
+            </w:r>
+            <w:r>
+              <w:rPr>
+                <w:rFonts w:asciiTheme="majorHAnsi" w:hAnsiTheme="majorHAnsi" w:cstheme="majorHAnsi"/>
+                <w:szCs w:val="28"/>
+              </w:rPr>
+              <w:t>.</w:t>
             </w:r>
           </w:p>
         </w:tc>
@@ -5675,6 +5718,13 @@
               </w:rPr>
               <w:t>Cercanía a puntos de interés o traslado</w:t>
             </w:r>
+            <w:r>
+              <w:rPr>
+                <w:rFonts w:asciiTheme="majorHAnsi" w:hAnsiTheme="majorHAnsi" w:cstheme="majorHAnsi"/>
+                <w:szCs w:val="28"/>
+              </w:rPr>
+              <w:t>.</w:t>
+            </w:r>
           </w:p>
         </w:tc>
         <w:tc>
@@ -5722,6 +5772,13 @@
                 <w:szCs w:val="28"/>
               </w:rPr>
               <w:t>Coordinación con proveedores externos</w:t>
+            </w:r>
+            <w:r>
+              <w:rPr>
+                <w:rFonts w:asciiTheme="majorHAnsi" w:hAnsiTheme="majorHAnsi" w:cstheme="majorHAnsi"/>
+                <w:szCs w:val="28"/>
+              </w:rPr>
+              <w:t>.</w:t>
             </w:r>
           </w:p>
         </w:tc>
@@ -5770,6 +5827,13 @@
               </w:rPr>
               <w:t>Preferencias del huésped (alimentación, habitación, trato)</w:t>
             </w:r>
+            <w:r>
+              <w:rPr>
+                <w:rFonts w:asciiTheme="majorHAnsi" w:hAnsiTheme="majorHAnsi" w:cstheme="majorHAnsi"/>
+                <w:szCs w:val="28"/>
+              </w:rPr>
+              <w:t>.</w:t>
+            </w:r>
           </w:p>
         </w:tc>
         <w:tc>
@@ -5811,6 +5875,13 @@
                 <w:szCs w:val="28"/>
               </w:rPr>
               <w:t>Registro previo de preferencias</w:t>
+            </w:r>
+            <w:r>
+              <w:rPr>
+                <w:rFonts w:asciiTheme="majorHAnsi" w:hAnsiTheme="majorHAnsi" w:cstheme="majorHAnsi"/>
+                <w:szCs w:val="28"/>
+              </w:rPr>
+              <w:t>.</w:t>
             </w:r>
           </w:p>
         </w:tc>
@@ -5864,6 +5935,12 @@
               </w:rPr>
               <w:t>tours</w:t>
             </w:r>
+            <w:r>
+              <w:rPr>
+                <w:rStyle w:val="Extranjerismo"/>
+              </w:rPr>
+              <w:t>.</w:t>
+            </w:r>
           </w:p>
         </w:tc>
         <w:tc>
@@ -5905,6 +5982,13 @@
                 <w:szCs w:val="28"/>
               </w:rPr>
               <w:t>Puede implicar costos adicionales</w:t>
+            </w:r>
+            <w:r>
+              <w:rPr>
+                <w:rFonts w:asciiTheme="majorHAnsi" w:hAnsiTheme="majorHAnsi" w:cstheme="majorHAnsi"/>
+                <w:szCs w:val="28"/>
+              </w:rPr>
+              <w:t>.</w:t>
             </w:r>
           </w:p>
         </w:tc>
@@ -5955,6 +6039,13 @@
               </w:rPr>
               <w:t>Adaptaciones para personas con movilidad reducida</w:t>
             </w:r>
+            <w:r>
+              <w:rPr>
+                <w:rFonts w:asciiTheme="majorHAnsi" w:hAnsiTheme="majorHAnsi" w:cstheme="majorHAnsi"/>
+                <w:szCs w:val="28"/>
+              </w:rPr>
+              <w:t>.</w:t>
+            </w:r>
           </w:p>
         </w:tc>
         <w:tc>
@@ -5996,6 +6087,13 @@
                 <w:szCs w:val="28"/>
               </w:rPr>
               <w:t>Cumplimiento de normativas</w:t>
+            </w:r>
+            <w:r>
+              <w:rPr>
+                <w:rFonts w:asciiTheme="majorHAnsi" w:hAnsiTheme="majorHAnsi" w:cstheme="majorHAnsi"/>
+                <w:szCs w:val="28"/>
+              </w:rPr>
+              <w:t>.</w:t>
             </w:r>
           </w:p>
         </w:tc>
@@ -8768,6 +8866,13 @@
               </w:rPr>
               <w:t xml:space="preserve"> realizado en máximo 5 minutos</w:t>
             </w:r>
+            <w:r>
+              <w:rPr>
+                <w:rFonts w:asciiTheme="majorHAnsi" w:hAnsiTheme="majorHAnsi" w:cstheme="majorHAnsi"/>
+                <w:szCs w:val="28"/>
+              </w:rPr>
+              <w:t>.</w:t>
+            </w:r>
           </w:p>
         </w:tc>
       </w:tr>
@@ -8853,6 +8958,13 @@
                 <w:szCs w:val="28"/>
               </w:rPr>
               <w:t>Uniforme limpio, completo y buena presentación personal</w:t>
+            </w:r>
+            <w:r>
+              <w:rPr>
+                <w:rFonts w:asciiTheme="majorHAnsi" w:hAnsiTheme="majorHAnsi" w:cstheme="majorHAnsi"/>
+                <w:szCs w:val="28"/>
+              </w:rPr>
+              <w:t>.</w:t>
             </w:r>
           </w:p>
         </w:tc>
@@ -8952,6 +9064,13 @@
               <w:lastRenderedPageBreak/>
               <w:t>Habitación disponible y lista antes del horario de ingreso</w:t>
             </w:r>
+            <w:r>
+              <w:rPr>
+                <w:rFonts w:asciiTheme="majorHAnsi" w:hAnsiTheme="majorHAnsi" w:cstheme="majorHAnsi"/>
+                <w:szCs w:val="28"/>
+              </w:rPr>
+              <w:t>.</w:t>
+            </w:r>
           </w:p>
         </w:tc>
       </w:tr>
@@ -9037,6 +9156,13 @@
                 <w:szCs w:val="28"/>
               </w:rPr>
               <w:t>Servicio en mesa en máximo 15 - 20 minutos</w:t>
+            </w:r>
+            <w:r>
+              <w:rPr>
+                <w:rFonts w:asciiTheme="majorHAnsi" w:hAnsiTheme="majorHAnsi" w:cstheme="majorHAnsi"/>
+                <w:szCs w:val="28"/>
+              </w:rPr>
+              <w:t>.</w:t>
             </w:r>
           </w:p>
         </w:tc>
@@ -9127,6 +9253,13 @@
               </w:rPr>
               <w:t>Saludo, contacto visual y disposición de ayuda en cada interacción</w:t>
             </w:r>
+            <w:r>
+              <w:rPr>
+                <w:rFonts w:asciiTheme="majorHAnsi" w:hAnsiTheme="majorHAnsi" w:cstheme="majorHAnsi"/>
+                <w:szCs w:val="28"/>
+              </w:rPr>
+              <w:t>.</w:t>
+            </w:r>
           </w:p>
         </w:tc>
       </w:tr>
@@ -9212,6 +9345,13 @@
                 <w:szCs w:val="28"/>
               </w:rPr>
               <w:t>Solución de incidencias en menos de 30 minutos (según complejidad)</w:t>
+            </w:r>
+            <w:r>
+              <w:rPr>
+                <w:rFonts w:asciiTheme="majorHAnsi" w:hAnsiTheme="majorHAnsi" w:cstheme="majorHAnsi"/>
+                <w:szCs w:val="28"/>
+              </w:rPr>
+              <w:t>.</w:t>
             </w:r>
           </w:p>
         </w:tc>
@@ -9315,6 +9455,13 @@
               </w:rPr>
               <w:t xml:space="preserve"> en todas las áreas del hotel</w:t>
             </w:r>
+            <w:r>
+              <w:rPr>
+                <w:rFonts w:asciiTheme="majorHAnsi" w:hAnsiTheme="majorHAnsi" w:cstheme="majorHAnsi"/>
+                <w:szCs w:val="28"/>
+              </w:rPr>
+              <w:t>.</w:t>
+            </w:r>
           </w:p>
         </w:tc>
       </w:tr>
@@ -9401,6 +9548,13 @@
                 <w:szCs w:val="28"/>
               </w:rPr>
               <w:t>Confirmación enviada al cliente en menos de 24 horas</w:t>
+            </w:r>
+            <w:r>
+              <w:rPr>
+                <w:rFonts w:asciiTheme="majorHAnsi" w:hAnsiTheme="majorHAnsi" w:cstheme="majorHAnsi"/>
+                <w:szCs w:val="28"/>
+              </w:rPr>
+              <w:t>.</w:t>
             </w:r>
           </w:p>
         </w:tc>
@@ -9490,6 +9644,13 @@
                 <w:szCs w:val="28"/>
               </w:rPr>
               <w:t>Cumplimiento de protocolos y señalización visible</w:t>
+            </w:r>
+            <w:r>
+              <w:rPr>
+                <w:rFonts w:asciiTheme="majorHAnsi" w:hAnsiTheme="majorHAnsi" w:cstheme="majorHAnsi"/>
+                <w:szCs w:val="28"/>
+              </w:rPr>
+              <w:t>.</w:t>
             </w:r>
           </w:p>
         </w:tc>
@@ -10493,6 +10654,13 @@
               </w:rPr>
               <w:t>Interacción directa cara a cara</w:t>
             </w:r>
+            <w:r>
+              <w:rPr>
+                <w:rFonts w:asciiTheme="majorHAnsi" w:hAnsiTheme="majorHAnsi" w:cstheme="majorHAnsi"/>
+                <w:szCs w:val="28"/>
+              </w:rPr>
+              <w:t>.</w:t>
+            </w:r>
           </w:p>
         </w:tc>
         <w:tc>
@@ -10557,6 +10725,13 @@
                 <w:szCs w:val="28"/>
               </w:rPr>
               <w:t>Comunicación por voz sin contacto visual</w:t>
+            </w:r>
+            <w:r>
+              <w:rPr>
+                <w:rFonts w:asciiTheme="majorHAnsi" w:hAnsiTheme="majorHAnsi" w:cstheme="majorHAnsi"/>
+                <w:szCs w:val="28"/>
+              </w:rPr>
+              <w:t>.</w:t>
             </w:r>
           </w:p>
         </w:tc>
@@ -10626,6 +10801,13 @@
               </w:rPr>
               <w:t>Uso de herramientas tecnológicas</w:t>
             </w:r>
+            <w:r>
+              <w:rPr>
+                <w:rFonts w:asciiTheme="majorHAnsi" w:hAnsiTheme="majorHAnsi" w:cstheme="majorHAnsi"/>
+                <w:szCs w:val="28"/>
+              </w:rPr>
+              <w:t>.</w:t>
+            </w:r>
           </w:p>
         </w:tc>
         <w:tc>
@@ -10703,6 +10885,13 @@
                 <w:szCs w:val="28"/>
               </w:rPr>
               <w:t>Gestión directa por parte del cliente</w:t>
+            </w:r>
+            <w:r>
+              <w:rPr>
+                <w:rFonts w:asciiTheme="majorHAnsi" w:hAnsiTheme="majorHAnsi" w:cstheme="majorHAnsi"/>
+                <w:szCs w:val="28"/>
+              </w:rPr>
+              <w:t>.</w:t>
             </w:r>
           </w:p>
         </w:tc>
@@ -11175,6 +11364,13 @@
               </w:rPr>
               <w:t>Información en un solo sentido</w:t>
             </w:r>
+            <w:r>
+              <w:rPr>
+                <w:rFonts w:asciiTheme="majorHAnsi" w:hAnsiTheme="majorHAnsi" w:cstheme="majorHAnsi"/>
+                <w:szCs w:val="28"/>
+              </w:rPr>
+              <w:t>.</w:t>
+            </w:r>
           </w:p>
         </w:tc>
         <w:tc>
@@ -11239,6 +11435,13 @@
                 <w:szCs w:val="28"/>
               </w:rPr>
               <w:t>Intercambio entre cliente y empresa</w:t>
+            </w:r>
+            <w:r>
+              <w:rPr>
+                <w:rFonts w:asciiTheme="majorHAnsi" w:hAnsiTheme="majorHAnsi" w:cstheme="majorHAnsi"/>
+                <w:szCs w:val="28"/>
+              </w:rPr>
+              <w:t>.</w:t>
             </w:r>
           </w:p>
         </w:tc>
@@ -11307,6 +11510,13 @@
                 <w:szCs w:val="28"/>
               </w:rPr>
               <w:t>Interacción inmediata</w:t>
+            </w:r>
+            <w:r>
+              <w:rPr>
+                <w:rFonts w:asciiTheme="majorHAnsi" w:hAnsiTheme="majorHAnsi" w:cstheme="majorHAnsi"/>
+                <w:szCs w:val="28"/>
+              </w:rPr>
+              <w:t>.</w:t>
             </w:r>
           </w:p>
         </w:tc>
@@ -13693,10 +13903,10 @@
         </w:rPr>
         <w:lastRenderedPageBreak/>
         <w:drawing>
-          <wp:inline distT="0" distB="0" distL="0" distR="0" wp14:anchorId="5E7A5284" wp14:editId="08E002C6">
-            <wp:extent cx="6145377" cy="4010025"/>
-            <wp:effectExtent l="0" t="0" r="8255" b="0"/>
-            <wp:docPr id="1" name="Gráfico 1" descr="El componente formativo Servicio, habilidades de comunicación y técnicas de ventas aborda los elementos conceptuales y operativos necesarios para comprender la interacción con el cliente en el sector turístico. A partir del estudio de los usuarios de servicios turísticos, sus características, motivaciones, hábitos de consumo y la incidencia de la cultura en su comportamiento, se establece una base para identificar sus necesidades y relacionarlas con la oferta de servicios. Asimismo, se desarrollan los fundamentos del servicio al cliente, sus características, tipos y estándares, orientados a garantizar una atención de calidad.&#10;&#10;De igual forma, el componente integra la comunicación como eje central del servicio, abordando sus tipos, técnicas, canales y habilidades comunicativas. Finalmente, se articulan los procesos de negociación, cotización y venta, fortaleciendo competencias para gestionar relaciones con los clientes, apoyar la toma de decisiones y participar de manera efectiva en los procesos de atención y comercialización en el sector de alojamiento.&#10;&#10;"/>
+          <wp:inline distT="0" distB="0" distL="0" distR="0" wp14:anchorId="3485C5B0" wp14:editId="4A693C91">
+            <wp:extent cx="6332220" cy="3923665"/>
+            <wp:effectExtent l="0" t="0" r="0" b="635"/>
+            <wp:docPr id="2" name="Gráfico 2" descr="El componente formativo Servicio, habilidades de comunicación y técnicas de ventas aborda los elementos conceptuales y operativos necesarios para comprender la interacción con el cliente en el sector turístico. A partir del estudio de los usuarios de servicios turísticos, sus características, motivaciones, hábitos de consumo y la incidencia de la cultura en su comportamiento, se establece una base para identificar sus necesidades y relacionarlas con la oferta de servicios. Asimismo, se desarrollan los fundamentos del servicio al cliente, sus características, tipos y estándares, orientados a garantizar una atención de calidad.&#10;&#10;De igual forma, el componente integra la comunicación como eje central del servicio, abordando sus tipos, técnicas, canales y habilidades comunicativas. Finalmente, se articulan los procesos de negociación, cotización y venta, fortaleciendo competencias para gestionar relaciones con los clientes, apoyar la toma de decisiones y participar de manera efectiva en los procesos de atención y comercialización en el sector de alojamiento.&#10;&#10;"/>
             <wp:cNvGraphicFramePr>
               <a:graphicFrameLocks xmlns:a="http://schemas.openxmlformats.org/drawingml/2006/main" noChangeAspect="1"/>
             </wp:cNvGraphicFramePr>
@@ -13704,7 +13914,7 @@
               <a:graphicData uri="http://schemas.openxmlformats.org/drawingml/2006/picture">
                 <pic:pic xmlns:pic="http://schemas.openxmlformats.org/drawingml/2006/picture">
                   <pic:nvPicPr>
-                    <pic:cNvPr id="1" name="Gráfico 1" descr="El componente formativo Servicio, habilidades de comunicación y técnicas de ventas aborda los elementos conceptuales y operativos necesarios para comprender la interacción con el cliente en el sector turístico. A partir del estudio de los usuarios de servicios turísticos, sus características, motivaciones, hábitos de consumo y la incidencia de la cultura en su comportamiento, se establece una base para identificar sus necesidades y relacionarlas con la oferta de servicios. Asimismo, se desarrollan los fundamentos del servicio al cliente, sus características, tipos y estándares, orientados a garantizar una atención de calidad.&#10;&#10;De igual forma, el componente integra la comunicación como eje central del servicio, abordando sus tipos, técnicas, canales y habilidades comunicativas. Finalmente, se articulan los procesos de negociación, cotización y venta, fortaleciendo competencias para gestionar relaciones con los clientes, apoyar la toma de decisiones y participar de manera efectiva en los procesos de atención y comercialización en el sector de alojamiento.&#10;&#10;"/>
+                    <pic:cNvPr id="2" name="Gráfico 2" descr="El componente formativo Servicio, habilidades de comunicación y técnicas de ventas aborda los elementos conceptuales y operativos necesarios para comprender la interacción con el cliente en el sector turístico. A partir del estudio de los usuarios de servicios turísticos, sus características, motivaciones, hábitos de consumo y la incidencia de la cultura en su comportamiento, se establece una base para identificar sus necesidades y relacionarlas con la oferta de servicios. Asimismo, se desarrollan los fundamentos del servicio al cliente, sus características, tipos y estándares, orientados a garantizar una atención de calidad.&#10;&#10;De igual forma, el componente integra la comunicación como eje central del servicio, abordando sus tipos, técnicas, canales y habilidades comunicativas. Finalmente, se articulan los procesos de negociación, cotización y venta, fortaleciendo competencias para gestionar relaciones con los clientes, apoyar la toma de decisiones y participar de manera efectiva en los procesos de atención y comercialización en el sector de alojamiento.&#10;&#10;"/>
                     <pic:cNvPicPr/>
                   </pic:nvPicPr>
                   <pic:blipFill>
@@ -13725,7 +13935,7 @@
                   <pic:spPr>
                     <a:xfrm>
                       <a:off x="0" y="0"/>
-                      <a:ext cx="6146253" cy="4010597"/>
+                      <a:ext cx="6332220" cy="3923665"/>
                     </a:xfrm>
                     <a:prstGeom prst="rect">
                       <a:avLst/>
@@ -13737,6 +13947,14 @@
           </wp:inline>
         </w:drawing>
       </w:r>
+    </w:p>
+    <w:p>
+      <w:pPr>
+        <w:ind w:firstLine="0"/>
+        <w:rPr>
+          <w:lang w:val="es-419" w:eastAsia="es-CO"/>
+        </w:rPr>
+      </w:pPr>
     </w:p>
     <w:p>
       <w:pPr>
@@ -15043,14 +15261,7 @@
                 <w:rFonts w:eastAsiaTheme="minorEastAsia"/>
                 <w:color w:val="000000"/>
               </w:rPr>
-              <w:t xml:space="preserve">Responsable del </w:t>
-            </w:r>
-            <w:r>
-              <w:rPr>
-                <w:rFonts w:eastAsiaTheme="minorEastAsia"/>
-                <w:color w:val="000000"/>
-              </w:rPr>
-              <w:t>Ecosistema de Recursos Educativos Digitales (RED)</w:t>
+              <w:t>Profesional 06. Responsable Ecosistema Virtual de Recursos Educativos Digitales</w:t>
             </w:r>
           </w:p>
         </w:tc>
@@ -21140,26 +21351,6 @@
 </file>
 
 <file path=customXml/item1.xml><?xml version="1.0" encoding="utf-8"?>
-<p:properties xmlns:p="http://schemas.microsoft.com/office/2006/metadata/properties" xmlns:xsi="http://www.w3.org/2001/XMLSchema-instance" xmlns:pc="http://schemas.microsoft.com/office/infopath/2007/PartnerControls">
-  <documentManagement>
-    <TaxCatchAll xmlns="13c90a0b-73bc-4dc0-be5f-28d77b615beb" xsi:nil="true"/>
-    <lcf76f155ced4ddcb4097134ff3c332f xmlns="13c93bba-48ce-428c-bfe5-88b42c19b028">
-      <Terms xmlns="http://schemas.microsoft.com/office/infopath/2007/PartnerControls"/>
-    </lcf76f155ced4ddcb4097134ff3c332f>
-  </documentManagement>
-</p:properties>
-</file>
-
-<file path=customXml/item2.xml><?xml version="1.0" encoding="utf-8"?>
-<?mso-contentType ?>
-<FormTemplates xmlns="http://schemas.microsoft.com/sharepoint/v3/contenttype/forms">
-  <Display>DocumentLibraryForm</Display>
-  <Edit>DocumentLibraryForm</Edit>
-  <New>DocumentLibraryForm</New>
-</FormTemplates>
-</file>
-
-<file path=customXml/item3.xml><?xml version="1.0" encoding="utf-8"?>
 <ct:contentTypeSchema xmlns:ct="http://schemas.microsoft.com/office/2006/metadata/contentType" xmlns:ma="http://schemas.microsoft.com/office/2006/metadata/properties/metaAttributes" ct:_="" ma:_="" ma:contentTypeName="Documento" ma:contentTypeID="0x0101006A81D6BD42E8DF4C91013959704817E1" ma:contentTypeVersion="15" ma:contentTypeDescription="Crear nuevo documento." ma:contentTypeScope="" ma:versionID="bf4f72ffd194f0963ff564daca6869f7">
   <xsd:schema xmlns:xsd="http://www.w3.org/2001/XMLSchema" xmlns:xs="http://www.w3.org/2001/XMLSchema" xmlns:p="http://schemas.microsoft.com/office/2006/metadata/properties" xmlns:ns2="13c90a0b-73bc-4dc0-be5f-28d77b615beb" xmlns:ns3="13c93bba-48ce-428c-bfe5-88b42c19b028" targetNamespace="http://schemas.microsoft.com/office/2006/metadata/properties" ma:root="true" ma:fieldsID="8718d6f4873a5b1392a45044efa78385" ns2:_="" ns3:_="">
     <xsd:import namespace="13c90a0b-73bc-4dc0-be5f-28d77b615beb"/>
@@ -21394,30 +21585,31 @@
 </ct:contentTypeSchema>
 </file>
 
+<file path=customXml/item2.xml><?xml version="1.0" encoding="utf-8"?>
+<?mso-contentType ?>
+<FormTemplates xmlns="http://schemas.microsoft.com/sharepoint/v3/contenttype/forms">
+  <Display>DocumentLibraryForm</Display>
+  <Edit>DocumentLibraryForm</Edit>
+  <New>DocumentLibraryForm</New>
+</FormTemplates>
+</file>
+
+<file path=customXml/item3.xml><?xml version="1.0" encoding="utf-8"?>
+<p:properties xmlns:p="http://schemas.microsoft.com/office/2006/metadata/properties" xmlns:xsi="http://www.w3.org/2001/XMLSchema-instance" xmlns:pc="http://schemas.microsoft.com/office/infopath/2007/PartnerControls">
+  <documentManagement>
+    <TaxCatchAll xmlns="13c90a0b-73bc-4dc0-be5f-28d77b615beb" xsi:nil="true"/>
+    <lcf76f155ced4ddcb4097134ff3c332f xmlns="13c93bba-48ce-428c-bfe5-88b42c19b028">
+      <Terms xmlns="http://schemas.microsoft.com/office/infopath/2007/PartnerControls"/>
+    </lcf76f155ced4ddcb4097134ff3c332f>
+  </documentManagement>
+</p:properties>
+</file>
+
 <file path=customXml/item4.xml><?xml version="1.0" encoding="utf-8"?>
 <b:Sources xmlns:b="http://schemas.openxmlformats.org/officeDocument/2006/bibliography" xmlns="http://schemas.openxmlformats.org/officeDocument/2006/bibliography" SelectedStyle="\APASixthEditionOfficeOnline.xsl" StyleName="APA" Version="6"/>
 </file>
 
 <file path=customXml/itemProps1.xml><?xml version="1.0" encoding="utf-8"?>
-<ds:datastoreItem xmlns:ds="http://schemas.openxmlformats.org/officeDocument/2006/customXml" ds:itemID="{1145D752-ACC1-45E1-AB53-0C756F67FC7F}">
-  <ds:schemaRefs>
-    <ds:schemaRef ds:uri="http://schemas.microsoft.com/office/2006/metadata/properties"/>
-    <ds:schemaRef ds:uri="http://schemas.microsoft.com/office/infopath/2007/PartnerControls"/>
-    <ds:schemaRef ds:uri="13c90a0b-73bc-4dc0-be5f-28d77b615beb"/>
-    <ds:schemaRef ds:uri="13c93bba-48ce-428c-bfe5-88b42c19b028"/>
-  </ds:schemaRefs>
-</ds:datastoreItem>
-</file>
-
-<file path=customXml/itemProps2.xml><?xml version="1.0" encoding="utf-8"?>
-<ds:datastoreItem xmlns:ds="http://schemas.openxmlformats.org/officeDocument/2006/customXml" ds:itemID="{81CBDEC1-3B00-44ED-AD36-0268077980BA}">
-  <ds:schemaRefs>
-    <ds:schemaRef ds:uri="http://schemas.microsoft.com/sharepoint/v3/contenttype/forms"/>
-  </ds:schemaRefs>
-</ds:datastoreItem>
-</file>
-
-<file path=customXml/itemProps3.xml><?xml version="1.0" encoding="utf-8"?>
 <ds:datastoreItem xmlns:ds="http://schemas.openxmlformats.org/officeDocument/2006/customXml" ds:itemID="{DFF975EB-10CD-4A6A-86C0-912DA9FCCA64}">
   <ds:schemaRefs>
     <ds:schemaRef ds:uri="http://schemas.microsoft.com/office/2006/metadata/contentType"/>
@@ -21436,6 +21628,25 @@
 </ds:datastoreItem>
 </file>
 
+<file path=customXml/itemProps2.xml><?xml version="1.0" encoding="utf-8"?>
+<ds:datastoreItem xmlns:ds="http://schemas.openxmlformats.org/officeDocument/2006/customXml" ds:itemID="{81CBDEC1-3B00-44ED-AD36-0268077980BA}">
+  <ds:schemaRefs>
+    <ds:schemaRef ds:uri="http://schemas.microsoft.com/sharepoint/v3/contenttype/forms"/>
+  </ds:schemaRefs>
+</ds:datastoreItem>
+</file>
+
+<file path=customXml/itemProps3.xml><?xml version="1.0" encoding="utf-8"?>
+<ds:datastoreItem xmlns:ds="http://schemas.openxmlformats.org/officeDocument/2006/customXml" ds:itemID="{1145D752-ACC1-45E1-AB53-0C756F67FC7F}">
+  <ds:schemaRefs>
+    <ds:schemaRef ds:uri="http://schemas.microsoft.com/office/2006/metadata/properties"/>
+    <ds:schemaRef ds:uri="http://schemas.microsoft.com/office/infopath/2007/PartnerControls"/>
+    <ds:schemaRef ds:uri="13c90a0b-73bc-4dc0-be5f-28d77b615beb"/>
+    <ds:schemaRef ds:uri="13c93bba-48ce-428c-bfe5-88b42c19b028"/>
+  </ds:schemaRefs>
+</ds:datastoreItem>
+</file>
+
 <file path=customXml/itemProps4.xml><?xml version="1.0" encoding="utf-8"?>
 <ds:datastoreItem xmlns:ds="http://schemas.openxmlformats.org/officeDocument/2006/customXml" ds:itemID="{E8AB44A3-7C62-4BD2-82ED-8ABC209970FA}">
   <ds:schemaRefs>
